--- a/data/templates/Motion_to_Compel.docx
+++ b/data/templates/Motion_to_Compel.docx
@@ -1609,7 +1609,7 @@
         <w:t>{{attorney_name}}</w:t>
         <w:tab/>
         <w:tab/>
-        <w:t>#{{attorney_bar}}</w:t>
+        <w:t>{{attorney_bar}}</w:t>
       </w:r>
     </w:p>
     <w:p>
@@ -1635,7 +1635,7 @@
         <w:t>Andrew Morris</w:t>
         <w:tab/>
         <w:tab/>
-        <w:t>#{{attorney_bar}}</w:t>
+        <w:t>{{attorney_bar}}</w:t>
       </w:r>
     </w:p>
     <w:p>

--- a/data/templates/Motion_to_Compel.docx
+++ b/data/templates/Motion_to_Compel.docx
@@ -1727,7 +1727,7 @@
         <w:tab/>
         <w:tab/>
         <w:tab/>
-        <w:t>Facsimile: {{firm_fax}}</w:t>
+        <w:t/>
         <w:tab/>
       </w:r>
     </w:p>
